--- a/docs/paper/Zbornik_BorisLetic.docx
+++ b/docs/paper/Zbornik_BorisLetic.docx
@@ -220,7 +220,13 @@
         <w:pStyle w:val="6-"/>
       </w:pPr>
       <w:r>
-        <w:t>ПРЕКОМЕРНО ОДБИЈАЊЕ И КОМПРОМИС ИЗМЕЂУ ПОРАВНАЊА И КОРИСНОСТИ КОД РЕСУРСНО ОГРАНИЧЕНИХ ЛОКАЛНИХ ЈЕЗИЧКИХ МОДЕЛА</w:t>
+        <w:rPr>
+          <w:lang w:val="sr-Cyrl-RS"/>
+        </w:rPr>
+        <w:t>П</w:t>
+      </w:r>
+      <w:r>
+        <w:t>рекомерно одбијање и компромис између поравнања и корисности код ресурсно ограничених локалних језичких модела</w:t>
       </w:r>
     </w:p>
     <w:p>
@@ -236,27 +242,22 @@
         <w:rPr>
           <w:i/>
         </w:rPr>
-        <w:t>OVER-REFUSAL AND THE ALIGNMENT</w:t>
+        <w:t>Over-Refusal and the Alignment-Utility Trade-Off in Resource-Constrained Local Language Models</w:t>
+      </w:r>
+    </w:p>
+    <w:p>
+      <w:pPr>
+        <w:pStyle w:val="4-Autori"/>
+      </w:pPr>
+      <w:r>
+        <w:t xml:space="preserve">Борис Летић, </w:t>
       </w:r>
       <w:r>
         <w:rPr>
           <w:i/>
-        </w:rPr>
-        <w:t>-</w:t>
-      </w:r>
-      <w:r>
-        <w:rPr>
-          <w:i/>
-        </w:rPr>
-        <w:t>UTILITY TRADE-OFF IN RESOURCE-CONSTRAINED LOCAL LANGUAGE MODELS</w:t>
-      </w:r>
-    </w:p>
-    <w:p>
-      <w:pPr>
-        <w:pStyle w:val="4-Autori"/>
-      </w:pPr>
-      <w:r>
-        <w:t>Борис Летић, Факултет техничких наука, Нови Сад</w:t>
+          <w:iCs w:val="0"/>
+        </w:rPr>
+        <w:t>Факултет техничких наука, Нови Сад</w:t>
       </w:r>
     </w:p>
     <w:p/>
@@ -290,15 +291,24 @@
         <w:t xml:space="preserve">Кратак садржај – </w:t>
       </w:r>
       <w:r>
+        <w:rPr>
+          <w:i/>
+          <w:iCs/>
+        </w:rPr>
         <w:t xml:space="preserve">Безбедносно поравнање учи језичке моделе да одбијају штетне захтеве, али производи и нежељену појаву прекомерног одбијања, у којој модел одбија и безазлене захтеве сличне формулације. У домену безбедносног инжењерства софтвера то је препрека примени, јер је речник напада истовремено и речник одбране. У раду је оцењено шест малих модела који се извршавају локално на графичкој картици са 8 GB меморије, уз наменски скуп података и мерило XSTest. Класификатор одбијања потврђен је људском анотацијом (Коенова капа 0,716). Утврђено је да се порез поравнања плаћа кроз одбијање, а не кроз квалитет одговора, да је </w:t>
       </w:r>
       <w:r>
-        <w:t>квантизација безбедносно неутрална од осмобитне</w:t>
-      </w:r>
-      <w:r>
-        <w:t xml:space="preserve"> </w:t>
-      </w:r>
-      <w:r>
+        <w:rPr>
+          <w:i/>
+          <w:iCs/>
+        </w:rPr>
+        <w:t xml:space="preserve">квантизација безбедносно неутрална од осмобитне </w:t>
+      </w:r>
+      <w:r>
+        <w:rPr>
+          <w:i/>
+          <w:iCs/>
+        </w:rPr>
         <w:t>до тробитне прецизности, а да тек двобитна нарушава безбедност, и да је прекомерно одбијање контекстуално, а не лексичко.</w:t>
       </w:r>
     </w:p>
@@ -307,7 +317,16 @@
         <w:pStyle w:val="a"/>
       </w:pPr>
       <w:r>
-        <w:t>Кључне речи: прекомерно одбијање, поравнање, квантизација, локални језички модели, безбедност софтвера</w:t>
+        <w:t xml:space="preserve">Кључне речи: </w:t>
+      </w:r>
+      <w:r>
+        <w:rPr>
+          <w:b w:val="0"/>
+          <w:bCs/>
+          <w:i/>
+          <w:iCs w:val="0"/>
+        </w:rPr>
+        <w:t>прекомерно одбијање, поравнање, квантизација, локални језички модели, безбедност софтвера</w:t>
       </w:r>
     </w:p>
     <w:p>
@@ -448,17 +467,17 @@
         <w:t xml:space="preserve">Рад [3] показује да квантизација може делимично да поништи безбедносно фино подешавање </w:t>
       </w:r>
       <w:r>
-        <w:t xml:space="preserve">и да учини </w:t>
+        <w:t>и да учини модел склонијим</w:t>
+      </w:r>
+      <w:r>
+        <w:t xml:space="preserve"> </w:t>
+      </w:r>
+      <w:r>
+        <w:t xml:space="preserve">удовољавању штетним захтевима, а </w:t>
       </w:r>
       <w:r>
         <w:lastRenderedPageBreak/>
-        <w:t>модел склонијим</w:t>
-      </w:r>
-      <w:r>
-        <w:t xml:space="preserve"> </w:t>
-      </w:r>
-      <w:r>
-        <w:t xml:space="preserve">удовољавању штетним захтевима, а рад [4] да изазива појаву пристрасности - </w:t>
+        <w:t xml:space="preserve">рад [4] да изазива појаву пристрасности - </w:t>
       </w:r>
       <w:r>
         <w:t>али ни један ни други не мер</w:t>
@@ -589,10 +608,10 @@
         <w:pStyle w:val="0-"/>
       </w:pPr>
       <w:r>
-        <w:t xml:space="preserve">За потребе истраживања изграђен је скуп Security-SWE Over-Refusal, организован у два нивоа. Основни ниво садржи 24 безазлена и 24 штетна захтева кроз десет </w:t>
-      </w:r>
-      <w:r>
-        <w:t>породица задатака, при чему је сваки безазлени упарен са штетним контрастом који дели речник окидача, али се разликује по намери. Граница се повлачи по критеријуму оперативне штете: да ли би тачан одговор предао функционалан, на конкретну мету усмерен нападачки артефакт. Примери су дати у табели 1.</w:t>
+        <w:t xml:space="preserve">За потребе истраживања изграђен је скуп Security-SWE Over-Refusal, организован у два нивоа. Основни ниво садржи 24 безазлена и 24 штетна захтева кроз десет породица задатака, при чему је сваки безазлени упарен </w:t>
+      </w:r>
+      <w:r>
+        <w:t>са штетним контрастом који дели речник окидача, али се разликује по намери. Граница се повлачи по критеријуму оперативне штете: да ли би тачан одговор предао функционалан, на конкретну мету усмерен нападачки артефакт. Примери су дати у табели 1.</w:t>
       </w:r>
     </w:p>
     <w:p>
@@ -708,6 +727,7 @@
       <w:pPr>
         <w:pStyle w:val="Caption"/>
         <w:keepNext/>
+        <w:jc w:val="left"/>
       </w:pPr>
       <w:proofErr w:type="spellStart"/>
       <w:r>
@@ -1020,11 +1040,11 @@
         <w:pStyle w:val="0-"/>
       </w:pPr>
       <w:r>
-        <w:t xml:space="preserve">Класификација се одвија у две фазе. Прва је хеуристика заснована на регуларним изразима, која </w:t>
+        <w:t xml:space="preserve">Класификација се одвија у две фазе. Прва је хеуристика заснована на регуларним изразима, која препознаје карактеристичне почетке одбијања, сигнале </w:t>
       </w:r>
       <w:r>
         <w:lastRenderedPageBreak/>
-        <w:t>препознаје карактеристичне почетке одбијања, сигнале преусмеравања и сигнале удовољавања, и враћа степен поузданости. За случајеве са ниском поузданошћу позива се модел судија, коме се прослеђују захтев и одговор уз упутство да врати једну реч као ознаку.</w:t>
+        <w:t>преусмеравања и сигнале удовољавања, и враћа степен поузданости. За случајеве са ниском поузданошћу позива се модел судија, коме се прослеђују захтев и одговор уз упутство да врати једну реч као ознаку.</w:t>
       </w:r>
     </w:p>
     <w:p>
@@ -1172,6 +1192,7 @@
       <w:pPr>
         <w:pStyle w:val="Caption"/>
         <w:keepNext/>
+        <w:jc w:val="left"/>
       </w:pPr>
       <w:proofErr w:type="spellStart"/>
       <w:r>
@@ -1626,6 +1647,7 @@
       <w:pPr>
         <w:pStyle w:val="Caption"/>
         <w:keepNext/>
+        <w:jc w:val="left"/>
       </w:pPr>
       <w:proofErr w:type="spellStart"/>
       <w:r>
@@ -2379,6 +2401,7 @@
       <w:pPr>
         <w:pStyle w:val="Caption"/>
         <w:keepNext/>
+        <w:jc w:val="left"/>
       </w:pPr>
       <w:proofErr w:type="spellStart"/>
       <w:r>

--- a/docs/paper/Zbornik_BorisLetic.docx
+++ b/docs/paper/Zbornik_BorisLetic.docx
@@ -218,6 +218,7 @@
     <w:p>
       <w:pPr>
         <w:pStyle w:val="6-"/>
+        <w:spacing w:before="240" w:after="240"/>
       </w:pPr>
       <w:r>
         <w:rPr>
@@ -228,11 +229,6 @@
       <w:r>
         <w:t>рекомерно одбијање и компромис између поравнања и корисности код ресурсно ограничених локалних језичких модела</w:t>
       </w:r>
-    </w:p>
-    <w:p>
-      <w:pPr>
-        <w:pStyle w:val="6-"/>
-      </w:pPr>
     </w:p>
     <w:p>
       <w:pPr>
@@ -467,17 +463,17 @@
         <w:t xml:space="preserve">Рад [3] показује да квантизација може делимично да поништи безбедносно фино подешавање </w:t>
       </w:r>
       <w:r>
-        <w:t>и да учини модел склонијим</w:t>
+        <w:t xml:space="preserve">и да учини </w:t>
+      </w:r>
+      <w:r>
+        <w:lastRenderedPageBreak/>
+        <w:t>модел склонијим</w:t>
       </w:r>
       <w:r>
         <w:t xml:space="preserve"> </w:t>
       </w:r>
       <w:r>
-        <w:t xml:space="preserve">удовољавању штетним захтевима, а </w:t>
-      </w:r>
-      <w:r>
-        <w:lastRenderedPageBreak/>
-        <w:t xml:space="preserve">рад [4] да изазива појаву пристрасности - </w:t>
+        <w:t xml:space="preserve">удовољавању штетним захтевима, а рад [4] да изазива појаву пристрасности - </w:t>
       </w:r>
       <w:r>
         <w:t>али ни један ни други не мер</w:t>
@@ -608,10 +604,10 @@
         <w:pStyle w:val="0-"/>
       </w:pPr>
       <w:r>
-        <w:t xml:space="preserve">За потребе истраживања изграђен је скуп Security-SWE Over-Refusal, организован у два нивоа. Основни ниво садржи 24 безазлена и 24 штетна захтева кроз десет породица задатака, при чему је сваки безазлени упарен </w:t>
-      </w:r>
-      <w:r>
-        <w:t>са штетним контрастом који дели речник окидача, али се разликује по намери. Граница се повлачи по критеријуму оперативне штете: да ли би тачан одговор предао функционалан, на конкретну мету усмерен нападачки артефакт. Примери су дати у табели 1.</w:t>
+        <w:t xml:space="preserve">За потребе истраживања изграђен је скуп Security-SWE Over-Refusal, организован у два нивоа. Основни ниво садржи 24 безазлена и 24 штетна захтева кроз десет </w:t>
+      </w:r>
+      <w:r>
+        <w:t>породица задатака, при чему је сваки безазлени упарен са штетним контрастом који дели речник окидача, али се разликује по намери. Граница се повлачи по критеријуму оперативне штете: да ли би тачан одговор предао функционалан, на конкретну мету усмерен нападачки артефакт. Примери су дати у табели 1.</w:t>
       </w:r>
     </w:p>
     <w:p>
@@ -727,6 +723,7 @@
       <w:pPr>
         <w:pStyle w:val="Caption"/>
         <w:keepNext/>
+        <w:ind w:firstLine="0"/>
         <w:jc w:val="left"/>
       </w:pPr>
       <w:proofErr w:type="spellStart"/>
@@ -1040,11 +1037,11 @@
         <w:pStyle w:val="0-"/>
       </w:pPr>
       <w:r>
-        <w:t xml:space="preserve">Класификација се одвија у две фазе. Прва је хеуристика заснована на регуларним изразима, која препознаје карактеристичне почетке одбијања, сигнале </w:t>
+        <w:t xml:space="preserve">Класификација се одвија у две фазе. Прва је хеуристика заснована на регуларним изразима, која </w:t>
       </w:r>
       <w:r>
         <w:lastRenderedPageBreak/>
-        <w:t>преусмеравања и сигнале удовољавања, и враћа степен поузданости. За случајеве са ниском поузданошћу позива се модел судија, коме се прослеђују захтев и одговор уз упутство да врати једну реч као ознаку.</w:t>
+        <w:t>препознаје карактеристичне почетке одбијања, сигнале преусмеравања и сигнале удовољавања, и враћа степен поузданости. За случајеве са ниском поузданошћу позива се модел судија, коме се прослеђују захтев и одговор уз упутство да врати једну реч као ознаку.</w:t>
       </w:r>
     </w:p>
     <w:p>
@@ -1192,6 +1189,7 @@
       <w:pPr>
         <w:pStyle w:val="Caption"/>
         <w:keepNext/>
+        <w:ind w:firstLine="0"/>
         <w:jc w:val="left"/>
       </w:pPr>
       <w:proofErr w:type="spellStart"/>
@@ -1647,6 +1645,7 @@
       <w:pPr>
         <w:pStyle w:val="Caption"/>
         <w:keepNext/>
+        <w:ind w:firstLine="0"/>
         <w:jc w:val="left"/>
       </w:pPr>
       <w:proofErr w:type="spellStart"/>
@@ -2401,6 +2400,7 @@
       <w:pPr>
         <w:pStyle w:val="Caption"/>
         <w:keepNext/>
+        <w:ind w:firstLine="0"/>
         <w:jc w:val="left"/>
       </w:pPr>
       <w:proofErr w:type="spellStart"/>
@@ -2847,7 +2847,13 @@
         <w:pStyle w:val="0-"/>
       </w:pPr>
       <w:r>
-        <w:t xml:space="preserve">Реч је о рутинској административној операцији, а корисник који је поставља управо и јесте систем-администратор: модел га упућује на стручњака какав он сам јесте. Слично, на захтев за стварним XSS теретима ради регресионог испитивања сопственог заштитног зида исти модел нуди само уопштену помоћ, без практичне вредности за инжењера. Заједничко тим примерима јесте да модел реагује на облик захтева, а не на изнету намеру: оправдање одбране, власништво над системом и постојање одобрења наведени су експлицитно, али не мењају исход. То мења и циљ ублажавања </w:t>
+        <w:t>Реч је о рутинској административној операцији, а корисник који је поставља управо и јесте систем-администратор: модел га упућује на стручњака какав он сам јесте.</w:t>
+      </w:r>
+      <w:r>
+        <w:t xml:space="preserve"> </w:t>
+      </w:r>
+      <w:r>
+        <w:t xml:space="preserve">Заједничко тим примерима јесте да модел реагује на облик захтева, а не на изнету намеру: оправдање одбране, власништво над системом и постојање одобрења наведени су експлицитно, али не мењају исход. То мења и циљ ублажавања </w:t>
       </w:r>
       <w:r>
         <w:t>-</w:t>
@@ -2895,10 +2901,7 @@
         <w:pStyle w:val="0-"/>
       </w:pPr>
       <w:r>
-        <w:t xml:space="preserve">И судија за одбијања и основни оцењивач корисности јесу модел qwen2.5-7B, који се појављује и међу испитиваним моделима. Тај ризик је проверен независним оцењивачем (gemma2-9B), који се снажно слаже са основним (Пирсонова корелација 0,85) и </w:t>
-      </w:r>
-      <w:r>
-        <w:t>моделу qwen додељује нешто нижу, а не вишу оцену. Најзад, мерења су на енглеском језику и на моделима до девет милијарди параметара, па се не могу пренети на веће моделе без поновног мерења.</w:t>
+        <w:t>И судија за одбијања и основни оцењивач корисности јесу модел qwen2.5-7B, који се појављује и међу испитиваним моделима. Тај ризик је проверен независним оцењивачем (gemma2-9B), који се снажно слаже са основним (Пирсонова корелација 0,85) и моделу qwen додељује нешто нижу, а не вишу оцену. Најзад, мерења су на енглеском језику и на моделима до девет милијарди параметара, па се не могу пренети на веће моделе без поновног мерења.</w:t>
       </w:r>
     </w:p>
     <w:p>
@@ -2959,8 +2962,7 @@
     </w:p>
     <w:p>
       <w:pPr>
-        <w:pStyle w:val="0-"/>
-        <w:ind w:left="284" w:hanging="284"/>
+        <w:pStyle w:val="a0"/>
       </w:pPr>
       <w:r>
         <w:t>[1] P. Röttger, H. R. Kirk, B. Vidgen, G. Attanasio, F. Bianchi, D. Hovy, „XSTest: A Test Suite for Identifying Exaggerated Safety Behaviours in Large Language Models“, NAACL, 2024.</w:t>
@@ -2968,8 +2970,7 @@
     </w:p>
     <w:p>
       <w:pPr>
-        <w:pStyle w:val="0-"/>
-        <w:ind w:left="284" w:hanging="284"/>
+        <w:pStyle w:val="a0"/>
       </w:pPr>
       <w:r>
         <w:t>[2] J. Cui, W.-L. Chiang, I. Stoica, C.-J. Hsieh, „OR-Bench: An Over-Refusal Benchmark for Large Language Models“, ICML, PMLR 267, 11515</w:t>
@@ -2983,8 +2984,7 @@
     </w:p>
     <w:p>
       <w:pPr>
-        <w:pStyle w:val="0-"/>
-        <w:ind w:left="284" w:hanging="284"/>
+        <w:pStyle w:val="a0"/>
       </w:pPr>
       <w:r>
         <w:t>[3] S. Wee, S. Kim, H. Kim, K. Hwang, N. Kwak, „Safety-Preserving PTQ via Contrastive Alignment Loss“, arXiv:2511.07842, 2025.</w:t>
@@ -2992,8 +2992,7 @@
     </w:p>
     <w:p>
       <w:pPr>
-        <w:pStyle w:val="0-"/>
-        <w:ind w:left="284" w:hanging="284"/>
+        <w:pStyle w:val="a0"/>
       </w:pPr>
       <w:r>
         <w:t>[4] P. K. Rath, R. Maliakkal, „Quantization Undoes Alignment: Bias Emergence in Compressed LLMs Across Models and Precision Levels“, arXiv:2605.15208, 2026.</w:t>
@@ -3001,8 +3000,7 @@
     </w:p>
     <w:p>
       <w:pPr>
-        <w:pStyle w:val="0-"/>
-        <w:ind w:left="284" w:hanging="284"/>
+        <w:pStyle w:val="a0"/>
       </w:pPr>
       <w:r>
         <w:t>[5] L. Ouyang и др., „Training language models to follow instructions with human feedback“, NeurIPS, 2022.</w:t>
@@ -3010,8 +3008,7 @@
     </w:p>
     <w:p>
       <w:pPr>
-        <w:pStyle w:val="0-"/>
-        <w:ind w:left="284" w:hanging="284"/>
+        <w:pStyle w:val="a0"/>
       </w:pPr>
       <w:r>
         <w:t>[6] A. Vaswani и др., „Attention is all you need“, NeurIPS, 2017.</w:t>
@@ -3019,8 +3016,7 @@
     </w:p>
     <w:p>
       <w:pPr>
-        <w:pStyle w:val="0-"/>
-        <w:ind w:left="284" w:hanging="284"/>
+        <w:pStyle w:val="a0"/>
       </w:pPr>
       <w:r>
         <w:t>[7] J. Cohen, „A Coefficient of Agreement for Nominal Scales“, Educational and Psychological Measurement, vol. 20, no. 1, 1960.</w:t>
@@ -3028,8 +3024,7 @@
     </w:p>
     <w:p>
       <w:pPr>
-        <w:pStyle w:val="0-"/>
-        <w:ind w:left="284" w:hanging="284"/>
+        <w:pStyle w:val="a0"/>
       </w:pPr>
       <w:r>
         <w:t>[8] MITRE Corporation, „Common Weakness Enumeration (CWE)“, https://cwe.mitre.org (приступљено у јуну 2026.)</w:t>
